--- a/docs/Work Allocation Model.docx
+++ b/docs/Work Allocation Model.docx
@@ -2960,16 +2960,12 @@
         <w:spacing w:before="140"/>
       </w:pPr>
       <w:r>
-        <w:t xml:space="preserve">After the most recent REF exercise, it was recognised that PhD students are not producing as many REF papers as they used to, there is less income associated with these, and some staff can recruit many PhD students, leaving no time for other activities. In addition, if a staff member with many PhD students leaves, it causes workload issues for others. The workload of more than four PhD students is at the discretion of the </w:t>
+        <w:t>After the most recent REF exercise, it was recognised that PhD students are not producing as many REF papers as they used to, there is less income associated with these, and some staff can recruit many PhD students, leaving no time for other activities. In addition, if a staff member with many PhD students leaves, it causes workload issues for others. The workload cap is equivalent to four full-time-equivalent (FTE) PhD students. This may be made up of any combination of primary supervision and co-supervision. In the case of co-supervisions, the proportion of the supervision and the total supervision time needed is assumed to be a 50-50 share with a total equivalent to a 1.2 FTE PhD students, as described in Table 8, however these assumptions can be changed with the discretion of HoD. Supervision beyond the four-FTE equivalent is also at the discretion of the HoD.</w:t>
       </w:r>
       <w:proofErr w:type="spellStart"/>
-      <w:r>
-        <w:t>HoD</w:t>
-      </w:r>
+      <w:r/>
       <w:proofErr w:type="spellEnd"/>
-      <w:r>
-        <w:t>.</w:t>
-      </w:r>
+      <w:r/>
     </w:p>
     <w:p>
       <w:pPr>
@@ -6210,7 +6206,7 @@
                 <w:sz w:val="20"/>
                 <w:szCs w:val="20"/>
               </w:rPr>
-              <w:t>10%</w:t>
+              <w:t>5%</w:t>
             </w:r>
           </w:p>
         </w:tc>

--- a/docs/Work Allocation Model.docx
+++ b/docs/Work Allocation Model.docx
@@ -2667,53 +2667,53 @@
                 <w:sz w:val="20"/>
                 <w:szCs w:val="20"/>
               </w:rPr>
-              <w:t>22</w:t>
-            </w:r>
-          </w:p>
-        </w:tc>
-      </w:tr>
-      <w:tr>
-        <w:tc>
-          <w:tcPr>
-            <w:tcW w:w="7000" w:type="dxa"/>
-            <w:shd w:val="clear" w:color="auto" w:fill="F4F7F7"/>
-            <w:tcMar>
-              <w:top w:w="70" w:type="dxa"/>
-              <w:left w:w="120" w:type="dxa"/>
-              <w:bottom w:w="70" w:type="dxa"/>
-              <w:right w:w="120" w:type="dxa"/>
-            </w:tcMar>
-            <w:vAlign w:val="center"/>
-          </w:tcPr>
-          <w:p>
-            <w:r>
-              <w:rPr>
-                <w:sz w:val="20"/>
-                <w:szCs w:val="20"/>
-              </w:rPr>
-              <w:t>Project marking (first or second marker)</w:t>
-            </w:r>
-          </w:p>
-        </w:tc>
-        <w:tc>
-          <w:tcPr>
-            <w:tcW w:w="2350" w:type="dxa"/>
-            <w:shd w:val="clear" w:color="auto" w:fill="F4F7F7"/>
-            <w:tcMar>
-              <w:top w:w="70" w:type="dxa"/>
-              <w:left w:w="120" w:type="dxa"/>
-              <w:bottom w:w="70" w:type="dxa"/>
-              <w:right w:w="120" w:type="dxa"/>
-            </w:tcMar>
-            <w:vAlign w:val="center"/>
-          </w:tcPr>
-          <w:p>
-            <w:r>
-              <w:rPr>
-                <w:sz w:val="20"/>
-                <w:szCs w:val="20"/>
-              </w:rPr>
-              <w:t>2</w:t>
+              <w:t>24</w:t>
+            </w:r>
+          </w:p>
+        </w:tc>
+      </w:tr>
+      <w:tr>
+        <w:tc>
+          <w:tcPr>
+            <w:tcW w:w="7000" w:type="dxa"/>
+            <w:shd w:val="clear" w:color="auto" w:fill="F4F7F7"/>
+            <w:tcMar>
+              <w:top w:w="70" w:type="dxa"/>
+              <w:left w:w="120" w:type="dxa"/>
+              <w:bottom w:w="70" w:type="dxa"/>
+              <w:right w:w="120" w:type="dxa"/>
+            </w:tcMar>
+            <w:vAlign w:val="center"/>
+          </w:tcPr>
+          <w:p>
+            <w:r>
+              <w:rPr>
+                <w:sz w:val="20"/>
+                <w:szCs w:val="20"/>
+              </w:rPr>
+              <w:t>Project marking and moderating (first or second marker)</w:t>
+            </w:r>
+          </w:p>
+        </w:tc>
+        <w:tc>
+          <w:tcPr>
+            <w:tcW w:w="2350" w:type="dxa"/>
+            <w:shd w:val="clear" w:color="auto" w:fill="F4F7F7"/>
+            <w:tcMar>
+              <w:top w:w="70" w:type="dxa"/>
+              <w:left w:w="120" w:type="dxa"/>
+              <w:bottom w:w="70" w:type="dxa"/>
+              <w:right w:w="120" w:type="dxa"/>
+            </w:tcMar>
+            <w:vAlign w:val="center"/>
+          </w:tcPr>
+          <w:p>
+            <w:r>
+              <w:rPr>
+                <w:sz w:val="20"/>
+                <w:szCs w:val="20"/>
+              </w:rPr>
+              <w:t>included above</w:t>
             </w:r>
           </w:p>
         </w:tc>
@@ -2724,7 +2724,7 @@
         <w:spacing w:before="140"/>
       </w:pPr>
       <w:r>
-        <w:t>There is a further baseline of 6 hours per year for any supervisor with a non-zero project load, covering the time to propose their set of projects to offer.</w:t>
+        <w:t>There is a further baseline of 6 hours per year for any supervisor with a non-zero project load, covering the time to propose their set of projects to offer. Marking and moderating a project you supervise is not credited separately - it is already rolled into the project supervision rate above.</w:t>
       </w:r>
     </w:p>
     <w:p>
